--- a/docs/downloads/karl-heinz-weber/doc_0442.docx
+++ b/docs/downloads/karl-heinz-weber/doc_0442.docx
@@ -1,6 +1,6 @@
 
 <file path=word/document.xml><?xml version="1.0" encoding="utf-8"?>
-<w:document xmlns:wpc="http://schemas.microsoft.com/office/word/2010/wordprocessingCanvas" xmlns:cx="http://schemas.microsoft.com/office/drawing/2014/chartex" xmlns:cx1="http://schemas.microsoft.com/office/drawing/2015/9/8/chartex" xmlns:cx2="http://schemas.microsoft.com/office/drawing/2015/10/21/chartex" xmlns:cx3="http://schemas.microsoft.com/office/drawing/2016/5/9/chartex" xmlns:cx4="http://schemas.microsoft.com/office/drawing/2016/5/10/chartex" xmlns:cx5="http://schemas.microsoft.com/office/drawing/2016/5/11/chartex" xmlns:cx6="http://schemas.microsoft.com/office/drawing/2016/5/12/chartex" xmlns:cx7="http://schemas.microsoft.com/office/drawing/2016/5/13/chartex" xmlns:cx8="http://schemas.microsoft.com/office/drawing/2016/5/14/chartex" xmlns:mc="http://schemas.openxmlformats.org/markup-compatibility/2006" xmlns:aink="http://schemas.microsoft.com/office/drawing/2016/ink" xmlns:am3d="http://schemas.microsoft.com/office/drawing/2017/model3d" xmlns:o="urn:schemas-microsoft-com:office:office" xmlns:r="http://schemas.openxmlformats.org/officeDocument/2006/relationships" xmlns:m="http://schemas.openxmlformats.org/officeDocument/2006/math" xmlns:v="urn:schemas-microsoft-com:vml" xmlns:wp14="http://schemas.microsoft.com/office/word/2010/wordprocessingDrawing" xmlns:wp="http://schemas.openxmlformats.org/drawingml/2006/wordprocessingDrawing" xmlns:w10="urn:schemas-microsoft-com:office:word" xmlns:w="http://schemas.openxmlformats.org/wordprocessingml/2006/main" xmlns:w14="http://schemas.microsoft.com/office/word/2010/wordml" xmlns:w15="http://schemas.microsoft.com/office/word/2012/wordml" xmlns:w16cid="http://schemas.microsoft.com/office/word/2016/wordml/cid" xmlns:w16se="http://schemas.microsoft.com/office/word/2015/wordml/symex" xmlns:wpg="http://schemas.microsoft.com/office/word/2010/wordprocessingGroup" xmlns:wpi="http://schemas.microsoft.com/office/word/2010/wordprocessingInk" xmlns:wne="http://schemas.microsoft.com/office/word/2006/wordml" xmlns:wps="http://schemas.microsoft.com/office/word/2010/wordprocessingShape" mc:Ignorable="w14 w15 w16se w16cid wp14">
+<w:document xmlns:wpc="http://schemas.microsoft.com/office/word/2010/wordprocessingCanvas" xmlns:cx="http://schemas.microsoft.com/office/drawing/2014/chartex" xmlns:cx1="http://schemas.microsoft.com/office/drawing/2015/9/8/chartex" xmlns:cx2="http://schemas.microsoft.com/office/drawing/2015/10/21/chartex" xmlns:cx3="http://schemas.microsoft.com/office/drawing/2016/5/9/chartex" xmlns:cx4="http://schemas.microsoft.com/office/drawing/2016/5/10/chartex" xmlns:cx5="http://schemas.microsoft.com/office/drawing/2016/5/11/chartex" xmlns:cx6="http://schemas.microsoft.com/office/drawing/2016/5/12/chartex" xmlns:cx7="http://schemas.microsoft.com/office/drawing/2016/5/13/chartex" xmlns:cx8="http://schemas.microsoft.com/office/drawing/2016/5/14/chartex" xmlns:mc="http://schemas.openxmlformats.org/markup-compatibility/2006" xmlns:aink="http://schemas.microsoft.com/office/drawing/2016/ink" xmlns:am3d="http://schemas.microsoft.com/office/drawing/2017/model3d" xmlns:o="urn:schemas-microsoft-com:office:office" xmlns:oel="http://schemas.microsoft.com/office/2019/extlst" xmlns:r="http://schemas.openxmlformats.org/officeDocument/2006/relationships" xmlns:m="http://schemas.openxmlformats.org/officeDocument/2006/math" xmlns:v="urn:schemas-microsoft-com:vml" xmlns:wp14="http://schemas.microsoft.com/office/word/2010/wordprocessingDrawing" xmlns:wp="http://schemas.openxmlformats.org/drawingml/2006/wordprocessingDrawing" xmlns:w10="urn:schemas-microsoft-com:office:word" xmlns:w="http://schemas.openxmlformats.org/wordprocessingml/2006/main" xmlns:w14="http://schemas.microsoft.com/office/word/2010/wordml" xmlns:w15="http://schemas.microsoft.com/office/word/2012/wordml" xmlns:w16cex="http://schemas.microsoft.com/office/word/2018/wordml/cex" xmlns:w16cid="http://schemas.microsoft.com/office/word/2016/wordml/cid" xmlns:w16="http://schemas.microsoft.com/office/word/2018/wordml" xmlns:w16du="http://schemas.microsoft.com/office/word/2023/wordml/word16du" xmlns:w16sdtdh="http://schemas.microsoft.com/office/word/2020/wordml/sdtdatahash" xmlns:w16sdtfl="http://schemas.microsoft.com/office/word/2024/wordml/sdtformatlock" xmlns:w16se="http://schemas.microsoft.com/office/word/2015/wordml/symex" xmlns:wpg="http://schemas.microsoft.com/office/word/2010/wordprocessingGroup" xmlns:wpi="http://schemas.microsoft.com/office/word/2010/wordprocessingInk" xmlns:wne="http://schemas.microsoft.com/office/word/2006/wordml" xmlns:wps="http://schemas.microsoft.com/office/word/2010/wordprocessingShape" mc:Ignorable="w14 w15 w16se w16cid w16 w16cex w16sdtdh w16sdtfl w16du wp14">
   <w:body>
     <w:p>
       <w:pPr>
@@ -64,19 +64,7 @@
           <w:rtl/>
           <w:lang w:bidi="ar-AE"/>
         </w:rPr>
-        <w:t xml:space="preserve"> لِيَأْخُذَ وَلَدَيّ</w:t>
-      </w:r>
-      <w:bookmarkStart w:id="0" w:name="_GoBack"/>
-      <w:bookmarkEnd w:id="0"/>
-      <w:r>
-        <w:rPr>
-          <w:rFonts w:ascii="Sakkal Majalla" w:hAnsi="Sakkal Majalla" w:cs="Sakkal Majalla"/>
-          <w:sz w:val="28"/>
-          <w:szCs w:val="28"/>
-          <w:rtl/>
-          <w:lang w:bidi="ar-AE"/>
-        </w:rPr>
-        <w:t>َ لَهُ عَبْدَيْنِ».  2 فَقَالَ لَهَا أَلِيشَعُ: «مَاذَا أَصْنَعُ لَكِ؟ أَخْبِرِينِي مَاذَا لَكِ فِي الْبَيْتِ؟». فَقَالَتْ: «لَيْسَ لِجَارِيَتِكَ شَيْءٌ فِي الْبَيْتِ إِلاَّ دُهْنَةَ زَيْتٍ».  3 فَقَالَ: «اذْهَبِي اسْتَعِيرِي لِنَفْسِكِ أَوْعِيَةً مِنْ خَارِجٍ، مِنْ عِنْدِ جَمِيعِ جِيرَانِكِ، أَوْعِيَةً فَارِغَةً. لاَ تُقَلِّلِي.  4 ثُمَّ ادْخُلِي وَأَغْلِقِي الْبَابَ عَلَى نَفْسِكِ وَعَلَى بَنِيكِ، وَصُبِّي فِي جَمِيعِ هذِهِ الأَوْعِيَةِ، وَمَا امْتَلأَ انْقُلِيهِ».  5 فَذَهَبَتْ مِنْ عِنْدِهِ وَأَغْلَقَتِ الْبَابَ عَلَى نَفْسِهَا وَعَلَى بَنِيهَا. فَكَانُوا هُمْ يُقَدِّمُونَ لَهَا الأَوْعِيَةَ وَهِيَ تَصُبُّ.  6 وَلَمَّا امْتَلأَتِ الأَوْعِيَةُ قَالَتْ لابْنِهَا: «قَدِّمْ لِي أَيْضًا وِعَاءً». فَقَالَ لَهَا: «لاَ يُوجَدُ بَعْدُ وِعَاءٌ». فَوَقَفَ الزَّيْتُ.  7 فَأَتَتْ وَأَخْبَرَتْ رَجُلَ اللهِ فَقَالَ: «اذْهَبِي بِيعِي الزَّيْتَ وَأَوْفِي دَيْنَكِ، وَعِيشِي أَنْتِ وَبَنُوكِ بِمَا بَقِيَ».</w:t>
+        <w:t xml:space="preserve"> لِيَأْخُذَ وَلَدَيَّ لَهُ عَبْدَيْنِ».  2 فَقَالَ لَهَا أَلِيشَعُ: «مَاذَا أَصْنَعُ لَكِ؟ أَخْبِرِينِي مَاذَا لَكِ فِي الْبَيْتِ؟». فَقَالَتْ: «لَيْسَ لِجَارِيَتِكَ شَيْءٌ فِي الْبَيْتِ إِلاَّ دُهْنَةَ زَيْتٍ».  3 فَقَالَ: «اذْهَبِي اسْتَعِيرِي لِنَفْسِكِ أَوْعِيَةً مِنْ خَارِجٍ، مِنْ عِنْدِ جَمِيعِ جِيرَانِكِ، أَوْعِيَةً فَارِغَةً. لاَ تُقَلِّلِي.  4 ثُمَّ ادْخُلِي وَأَغْلِقِي الْبَابَ عَلَى نَفْسِكِ وَعَلَى بَنِيكِ، وَصُبِّي فِي جَمِيعِ هذِهِ الأَوْعِيَةِ، وَمَا امْتَلأَ انْقُلِيهِ».  5 فَذَهَبَتْ مِنْ عِنْدِهِ وَأَغْلَقَتِ الْبَابَ عَلَى نَفْسِهَا وَعَلَى بَنِيهَا. فَكَانُوا هُمْ يُقَدِّمُونَ لَهَا الأَوْعِيَةَ وَهِيَ تَصُبُّ.  6 وَلَمَّا امْتَلأَتِ الأَوْعِيَةُ قَالَتْ لابْنِهَا: «قَدِّمْ لِي أَيْضًا وِعَاءً». فَقَالَ لَهَا: «لاَ يُوجَدُ بَعْدُ وِعَاءٌ». فَوَقَفَ الزَّيْتُ.  7 فَأَتَتْ وَأَخْبَرَتْ رَجُلَ اللهِ فَقَالَ: «اذْهَبِي بِيعِي الزَّيْتَ وَأَوْفِي دَيْنَكِ، وَعِيشِي أَنْتِ وَبَنُوكِ بِمَا بَقِيَ».</w:t>
       </w:r>
     </w:p>
     <w:p>
@@ -86,7 +74,6 @@
           <w:rFonts w:ascii="Sakkal Majalla" w:hAnsi="Sakkal Majalla" w:cs="Sakkal Majalla"/>
           <w:sz w:val="28"/>
           <w:szCs w:val="28"/>
-          <w:lang w:bidi="ar-AE"/>
         </w:rPr>
       </w:pPr>
       <w:r>
@@ -97,91 +84,243 @@
           <w:rtl/>
           <w:lang w:bidi="ar-AE"/>
         </w:rPr>
-        <w:t xml:space="preserve">هنالك العديد من طرق التأمل في مقاطع من العهد القديم، واحدة منها هي النظرة النبوية والتي لنا في كثير من المقاطع في العهد القديم، والتي نجدها هنا في هذا الإصحاح، وأودّ بأن أذكرها باختصار، ولكنها لن تكون الموضوع الرئيسي لهذه الأمسيات، فعندما يدور الأمر حول النظرة النبوية، ففي هذا المقطع أيضًا سيُعرَض لنا حالة الشعب اليهودي الأرضي. وهي حالة تميزت بعدم </w:t>
+        <w:t>هنالك العديد من طرق التأمل في مقاطع من العهد القديم، واحدة منها هي النظرة النبوية والتي لنا في كثير من المقاطع في العهد القديم، والتي نجدها هنا في هذا الإصحاح، وأودّ بأن أذكرها باختصار، ولكنها لن تكون الموضوع الرئيسي لهذه الأمسيات، فعندما يدور الأمر حول النظرة النبوية، ففي هذا المقطع أيضًا سيُعرَض لنا حالة الشعب اليهودي الأرضي. وهي حالة تميزت بعدم أمانتهم، ولكنها تُنهى بنعمة أليشع الحقيقي، وذلك في وقت لاحق</w:t>
+      </w:r>
+      <w:r>
+        <w:rPr>
+          <w:rFonts w:ascii="Sakkal Majalla" w:hAnsi="Sakkal Majalla" w:cs="Sakkal Majalla"/>
+          <w:sz w:val="28"/>
+          <w:szCs w:val="28"/>
+          <w:rtl/>
+          <w:lang w:bidi="ar-AE"/>
+        </w:rPr>
+        <w:t xml:space="preserve"> في المستقبل، عندما يتحقق الوعد في نبوة </w:t>
+      </w:r>
+      <w:proofErr w:type="spellStart"/>
+      <w:r>
+        <w:rPr>
+          <w:rFonts w:ascii="Sakkal Majalla" w:hAnsi="Sakkal Majalla" w:cs="Sakkal Majalla"/>
+          <w:sz w:val="28"/>
+          <w:szCs w:val="28"/>
+          <w:rtl/>
+          <w:lang w:bidi="ar-AE"/>
+        </w:rPr>
+        <w:t>يوئيل</w:t>
+      </w:r>
+      <w:proofErr w:type="spellEnd"/>
+      <w:r>
+        <w:rPr>
+          <w:rFonts w:ascii="Sakkal Majalla" w:hAnsi="Sakkal Majalla" w:cs="Sakkal Majalla"/>
+          <w:sz w:val="28"/>
+          <w:szCs w:val="28"/>
+          <w:rtl/>
+          <w:lang w:bidi="ar-AE"/>
+        </w:rPr>
+        <w:t xml:space="preserve">، وسنعود إليها لاحقًا، الله سيعود ويُشبع شعبه بالخبز، هو سيُقابلهم بالروح القدس بملء البركة، ولكن يمكننا أيضًا أن نتأمل هذه المقاطع كالكلمة التي سبق وكُتبت لتعليمنا ولكي نستخدمها لمنفعتنا. كل ما سبق وكُتب كُتب لأجل تعليمنا. وأريد أن أسلط الضوء كالموضوع الرئيسي لهذه الأمسية على تاريخ الكنيسة، في الزمن الذي نحن نعيش فيه. ولكي نستخدم الاستخدام الصحيح لهذه المقاطع، فمن الجيد أن نضع أمامنا أولاً مبدئًا من الكتاب المقدس. والذي نجده في كثير من مقاطع الكتاب، وقد تعلّمت ذلك أيضًا، من خلال قراءتي لتأملات إخوة قدامى، ونجد هذه الفكرة بوضوح جدًا في كتابات الأخ داربي، والأخ هايكوب أيضًا </w:t>
+      </w:r>
+      <w:r>
+        <w:rPr>
+          <w:rFonts w:ascii="Sakkal Majalla" w:hAnsi="Sakkal Majalla" w:cs="Sakkal Majalla"/>
+          <w:sz w:val="28"/>
+          <w:szCs w:val="28"/>
+          <w:rtl/>
+          <w:lang w:bidi="ar-AE"/>
+        </w:rPr>
+        <w:t>أدرك ذلك منه</w:t>
+      </w:r>
+      <w:r>
+        <w:rPr>
+          <w:rFonts w:ascii="Sakkal Majalla" w:hAnsi="Sakkal Majalla" w:cs="Sakkal Majalla"/>
+          <w:sz w:val="28"/>
+          <w:szCs w:val="28"/>
+          <w:rtl/>
+          <w:lang w:bidi="ar-AE"/>
+        </w:rPr>
+        <w:t xml:space="preserve">، </w:t>
+      </w:r>
+      <w:r>
+        <w:rPr>
+          <w:rFonts w:ascii="Sakkal Majalla" w:hAnsi="Sakkal Majalla" w:cs="Sakkal Majalla"/>
+          <w:sz w:val="28"/>
+          <w:szCs w:val="28"/>
+          <w:rtl/>
+          <w:lang w:bidi="ar-AE"/>
+        </w:rPr>
+        <w:t>وأعتقد بأنه سُرّ بالإخبار عن ذلك لآخرين، وهذا ما أودّ أيضًا أن أفعله. في الكتاب نجد الكثير في أنه في المرأة نرى مكانة المؤمن، وفي الرجل التطبيق العملي لهذه المكانة. وأريد أن اعيد ذلك ثانية، في الكثير من المواضع الكتابية، حيث يُذكر فيها نساء ورجال، كثيرًا ما نجد الأساس التالي، في المرأة نحن نرى مكانة المؤمن، وفي العهد الجديد المكانة المسيحية، وفي الرجل التطبيق العملي لهذه المكان</w:t>
+      </w:r>
+      <w:r>
+        <w:rPr>
+          <w:rFonts w:ascii="Sakkal Majalla" w:hAnsi="Sakkal Majalla" w:cs="Sakkal Majalla"/>
+          <w:sz w:val="28"/>
+          <w:szCs w:val="28"/>
+          <w:rtl/>
+          <w:lang w:bidi="ar-AE"/>
+        </w:rPr>
+        <w:t>ة</w:t>
+      </w:r>
+      <w:r>
+        <w:rPr>
+          <w:rFonts w:ascii="Sakkal Majalla" w:hAnsi="Sakkal Majalla" w:cs="Sakkal Majalla" w:hint="cs"/>
+          <w:sz w:val="28"/>
+          <w:szCs w:val="28"/>
+          <w:rtl/>
+        </w:rPr>
+        <w:t>، وإن أبقينا هذا في ذاكرتنا في هذه الأمسيات أيضًا كقاعدة أساسية دائمة فسيكون لنا دليل يرشدنا في هذه الأمسيات. فالوضع هنا كان بأن الرجل مات. المرأة بقيت مع ابنيها. وهذا يعني ب</w:t>
+      </w:r>
+      <w:r>
+        <w:rPr>
+          <w:rFonts w:ascii="Sakkal Majalla" w:hAnsi="Sakkal Majalla" w:cs="Sakkal Majalla" w:hint="cs"/>
+          <w:sz w:val="28"/>
+          <w:szCs w:val="28"/>
+          <w:rtl/>
+        </w:rPr>
+        <w:t xml:space="preserve">أن المكانة التي كان قد أدخل الله المؤمن في تلك الأيام بقيت محفوظة في المرأة. لكن التتميم الفعلي لهذه المكانة قد ضعُف لدرجة أنه لم تعُد هنالك أية شهادة. فالرجل مات. وهذا ما أود الآن أن أطبقه على زمن الكنيسة. وغالبًا ما حدث على امتداد تاريخ الكنيسة ابتداءً من أيام الرسل إلى أيامنا تضعضعًا </w:t>
+      </w:r>
+      <w:proofErr w:type="spellStart"/>
+      <w:r>
+        <w:rPr>
+          <w:rFonts w:ascii="Sakkal Majalla" w:hAnsi="Sakkal Majalla" w:cs="Sakkal Majalla" w:hint="cs"/>
+          <w:sz w:val="28"/>
+          <w:szCs w:val="28"/>
+          <w:rtl/>
+        </w:rPr>
+        <w:t>ونهضات</w:t>
+      </w:r>
+      <w:proofErr w:type="spellEnd"/>
+      <w:r>
+        <w:rPr>
+          <w:rFonts w:ascii="Sakkal Majalla" w:hAnsi="Sakkal Majalla" w:cs="Sakkal Majalla" w:hint="cs"/>
+          <w:sz w:val="28"/>
+          <w:szCs w:val="28"/>
+          <w:rtl/>
+        </w:rPr>
+        <w:t xml:space="preserve">، من جهة الحالة الروحية لدى مؤمني زمن النعمة. وإن رجعنا بنظرنا إلى الوراء، فسنجد في أوائل أيام المسيحية، بأن التطبيق العملي لدى المسيحيين الأوائل كان </w:t>
+      </w:r>
+      <w:proofErr w:type="spellStart"/>
+      <w:r>
+        <w:rPr>
+          <w:rFonts w:ascii="Sakkal Majalla" w:hAnsi="Sakkal Majalla" w:cs="Sakkal Majalla" w:hint="cs"/>
+          <w:sz w:val="28"/>
+          <w:szCs w:val="28"/>
+          <w:rtl/>
+        </w:rPr>
+        <w:t>إيذاعًا</w:t>
+      </w:r>
+      <w:proofErr w:type="spellEnd"/>
+      <w:r>
+        <w:rPr>
+          <w:rFonts w:ascii="Sakkal Majalla" w:hAnsi="Sakkal Majalla" w:cs="Sakkal Majalla" w:hint="cs"/>
+          <w:sz w:val="28"/>
+          <w:szCs w:val="28"/>
+          <w:rtl/>
+        </w:rPr>
+        <w:t xml:space="preserve"> وشهادة عن المكانة المسيحية. ولم يجرؤ أي أحد غيرهم الانضمام إليهم. وقد دعا غير المؤمنين مؤمني الأيام الأولى بأوائل المسيحيين الخاضعين تحت نير</w:t>
+      </w:r>
+      <w:r>
+        <w:rPr>
+          <w:rFonts w:ascii="Sakkal Majalla" w:hAnsi="Sakkal Majalla" w:cs="Sakkal Majalla" w:hint="cs"/>
+          <w:sz w:val="28"/>
+          <w:szCs w:val="28"/>
+          <w:rtl/>
+        </w:rPr>
+        <w:t xml:space="preserve"> البلاد، هذا لأن الناس </w:t>
       </w:r>
       <w:proofErr w:type="gramStart"/>
       <w:r>
         <w:rPr>
-          <w:rFonts w:ascii="Sakkal Majalla" w:hAnsi="Sakkal Majalla" w:cs="Sakkal Majalla"/>
-          <w:sz w:val="28"/>
-          <w:szCs w:val="28"/>
-          <w:rtl/>
-          <w:lang w:bidi="ar-AE"/>
-        </w:rPr>
-        <w:t>أمانتهم ،</w:t>
+          <w:rFonts w:ascii="Sakkal Majalla" w:hAnsi="Sakkal Majalla" w:cs="Sakkal Majalla" w:hint="cs"/>
+          <w:sz w:val="28"/>
+          <w:szCs w:val="28"/>
+          <w:rtl/>
+        </w:rPr>
+        <w:t>الغير مؤمنة</w:t>
       </w:r>
       <w:proofErr w:type="gramEnd"/>
       <w:r>
         <w:rPr>
-          <w:rFonts w:ascii="Sakkal Majalla" w:hAnsi="Sakkal Majalla" w:cs="Sakkal Majalla"/>
-          <w:sz w:val="28"/>
-          <w:szCs w:val="28"/>
-          <w:rtl/>
-          <w:lang w:bidi="ar-AE"/>
-        </w:rPr>
-        <w:t xml:space="preserve"> ولكنها تُنهى بنعمة أليشع الحقيقي، وذلك في وقت لاحق</w:t>
-      </w:r>
-      <w:r>
-        <w:rPr>
-          <w:rFonts w:ascii="Sakkal Majalla" w:hAnsi="Sakkal Majalla" w:cs="Sakkal Majalla"/>
-          <w:sz w:val="28"/>
-          <w:szCs w:val="28"/>
-          <w:rtl/>
-          <w:lang w:bidi="ar-AE"/>
-        </w:rPr>
-        <w:t xml:space="preserve"> في المستقبل، عندما يتحقق الوعد في نبوة </w:t>
+          <w:rFonts w:ascii="Sakkal Majalla" w:hAnsi="Sakkal Majalla" w:cs="Sakkal Majalla" w:hint="cs"/>
+          <w:sz w:val="28"/>
+          <w:szCs w:val="28"/>
+          <w:rtl/>
+        </w:rPr>
+        <w:t xml:space="preserve"> رأت بأنه هنالك شيء من المسيح في أولئك الأتباع. لكن هذ التبرعم الأول في بداية الفترة لم يدُم طويلاً. إننا نعلم، بأنه من بعد انقضاء أيام الرسل انحطت الحالة الروحية. وسرعان ما فُقد الرجاء بمجيء العريس ثانية. ومن ثم أتت سن</w:t>
+      </w:r>
+      <w:r>
+        <w:rPr>
+          <w:rFonts w:ascii="Sakkal Majalla" w:hAnsi="Sakkal Majalla" w:cs="Sakkal Majalla" w:hint="cs"/>
+          <w:sz w:val="28"/>
+          <w:szCs w:val="28"/>
+          <w:rtl/>
+        </w:rPr>
+        <w:t>و</w:t>
+      </w:r>
+      <w:r>
+        <w:rPr>
+          <w:rFonts w:ascii="Sakkal Majalla" w:hAnsi="Sakkal Majalla" w:cs="Sakkal Majalla" w:hint="cs"/>
+          <w:sz w:val="28"/>
+          <w:szCs w:val="28"/>
+          <w:rtl/>
+        </w:rPr>
+        <w:t xml:space="preserve"> العصور الوسطى المظلمة. وبالطبع كانت هنالك بقية محفوظة دائمًا وهو ما لا أشك فيه. ولكن بالنظر إلى الشهادة العامة فقد كان التحقيق العملي لهذه المكانة المسيحية ضعيفًا جدًا. وعندها أقام الرب، من بعد العصور الوسطى، نهضة. ولكن من بعد زمن النهضة عادت أيام بائسة جدًا. لك اسم أنك حي وأنت ميت. ومن ثم عاد الرب في قرون مضت وأعاد بداية جديدة في فيلادلفيا.</w:t>
+      </w:r>
+      <w:r>
+        <w:rPr>
+          <w:rFonts w:ascii="Sakkal Majalla" w:hAnsi="Sakkal Majalla" w:cs="Sakkal Majalla" w:hint="cs"/>
+          <w:sz w:val="28"/>
+          <w:szCs w:val="28"/>
+          <w:rtl/>
+        </w:rPr>
+        <w:t xml:space="preserve"> وهذا لا يُقارن بما سيُفعل هنا على يد أليشع في هذا المقطع. </w:t>
       </w:r>
       <w:proofErr w:type="spellStart"/>
       <w:r>
         <w:rPr>
-          <w:rFonts w:ascii="Sakkal Majalla" w:hAnsi="Sakkal Majalla" w:cs="Sakkal Majalla"/>
-          <w:sz w:val="28"/>
-          <w:szCs w:val="28"/>
-          <w:rtl/>
-          <w:lang w:bidi="ar-AE"/>
-        </w:rPr>
-        <w:t>يوئيل</w:t>
+          <w:rFonts w:ascii="Sakkal Majalla" w:hAnsi="Sakkal Majalla" w:cs="Sakkal Majalla" w:hint="cs"/>
+          <w:sz w:val="28"/>
+          <w:szCs w:val="28"/>
+          <w:rtl/>
+        </w:rPr>
+        <w:t>فأليشع</w:t>
       </w:r>
       <w:proofErr w:type="spellEnd"/>
       <w:r>
         <w:rPr>
-          <w:rFonts w:ascii="Sakkal Majalla" w:hAnsi="Sakkal Majalla" w:cs="Sakkal Majalla"/>
-          <w:sz w:val="28"/>
-          <w:szCs w:val="28"/>
-          <w:rtl/>
-          <w:lang w:bidi="ar-AE"/>
-        </w:rPr>
-        <w:t xml:space="preserve">، وسنعود إليها لاحقًا، الله سيعود ويُشبع شعبه بالخبز، هو سيُقابلهم بالروح القدس بملء البركة، ولكن يمكننا أيضًا أن نتأمل هذه المقاطع كالكلمة التي سبق وكُتبت لتعليمنا ولكي نستخدمها لمنفعتنا. كل ما سبق وكُتب كُتب لأجل تعليمنا. وأريد أن أسلط الضوء كالموضوع الرئيسي لهذه الأمسية على تاريخ الكنيسة، في الزمن الذي نحن نعيش فيه. ولكي نستخدم الاستخدام الصحيح لهذه المقاطع، فمن الجيد أن نضع أمامنا أولاً مبدئًا من الكتاب المقدس. والذي نجده في كثير من مقاطع الكتاب، وقد تعلّمت ذلك أيضًا، من خلال قراءتي لتأملات إخوة قدامى، ونجد هذه الفكرة بوضوح جدًا في كتابات الأخ داربي، والأخ هايكوب أيضًا </w:t>
-      </w:r>
-      <w:r>
-        <w:rPr>
-          <w:rFonts w:ascii="Sakkal Majalla" w:hAnsi="Sakkal Majalla" w:cs="Sakkal Majalla"/>
-          <w:sz w:val="28"/>
-          <w:szCs w:val="28"/>
-          <w:rtl/>
-          <w:lang w:bidi="ar-AE"/>
-        </w:rPr>
-        <w:t>أدرك ذلك منه</w:t>
-      </w:r>
-      <w:r>
-        <w:rPr>
-          <w:rFonts w:ascii="Sakkal Majalla" w:hAnsi="Sakkal Majalla" w:cs="Sakkal Majalla"/>
-          <w:sz w:val="28"/>
-          <w:szCs w:val="28"/>
-          <w:rtl/>
-          <w:lang w:bidi="ar-AE"/>
-        </w:rPr>
-        <w:t xml:space="preserve">، </w:t>
-      </w:r>
-      <w:r>
-        <w:rPr>
-          <w:rFonts w:ascii="Sakkal Majalla" w:hAnsi="Sakkal Majalla" w:cs="Sakkal Majalla"/>
-          <w:sz w:val="28"/>
-          <w:szCs w:val="28"/>
-          <w:rtl/>
-          <w:lang w:bidi="ar-AE"/>
-        </w:rPr>
-        <w:t xml:space="preserve">وأعتقد بأنه سُرّ بالإخبار عن ذلك لآخرين، وهذا ما أودّ أيضًا أن أفعله. في الكتاب نجد الكثير في أنه في المرأة نرى مكانة المؤمن، وفي الرجل التطبيق العملي لهذه المكانة. وأريد أن اعيد ذلك ثانية، في الكثير من المواضع الكتابية، حيث يُذكر فيها نساء ورجال، كثيرًا ما نجد الأساس التالي، في المرأة نحن نرى مكانة المؤمن، وفي العهد الجديد المكانة المسيحية، وفي الرجل التطبيق العملي لهذه المكانة، </w:t>
+          <w:rFonts w:ascii="Sakkal Majalla" w:hAnsi="Sakkal Majalla" w:cs="Sakkal Majalla" w:hint="cs"/>
+          <w:sz w:val="28"/>
+          <w:szCs w:val="28"/>
+          <w:rtl/>
+        </w:rPr>
+        <w:t xml:space="preserve"> الحقيقي، الرب، كان قد عمله في القرن الماضي وسط المؤمنين ما نجده هنا في هذا المقطع كظل له. وإن قارنا أيامنا بأيام آبائنا في القرون الماضية، سنعود ونقول، بأن المكانة المسيحية لا تُمس أبدًا. هذا صحيح، ولا يمكن أيضًا بأن تُفقد. ولكن إلى أي مدى لا زلنا نطبق ما يرغب يسوع أن يراه فيمن جعلهم في هذه المكانة. وهنا علينا أن نخجل، يا إخوتي. إني أسر جدًا بقراءتي سيَر </w:t>
+      </w:r>
+      <w:r>
+        <w:rPr>
+          <w:rFonts w:ascii="Sakkal Majalla" w:hAnsi="Sakkal Majalla" w:cs="Sakkal Majalla" w:hint="cs"/>
+          <w:sz w:val="28"/>
+          <w:szCs w:val="28"/>
+          <w:rtl/>
+        </w:rPr>
+        <w:t xml:space="preserve">آبائنا القدامى. ليس كما لو كنا سنجد طعامنا فيها. لكن إن قارنا إخلاصنا، غيرتنا للمسيح بالقدوم الذي أظهره آبائنا، عندها سنخجل من </w:t>
+      </w:r>
+      <w:hyperlink r:id="rId4" w:tooltip="Dann ist gleichsam wieder ein solcher Zustand eingetreten" w:history="1">
+        <w:r>
+          <w:rPr>
+            <w:rStyle w:val="Hyperlink"/>
+            <w:rFonts w:ascii="Sakkal Majalla" w:hAnsi="Sakkal Majalla" w:cs="Sakkal Majalla"/>
+            <w:sz w:val="28"/>
+            <w:szCs w:val="28"/>
+            <w:rtl/>
+          </w:rPr>
+          <w:t>أنفسنا</w:t>
+        </w:r>
+      </w:hyperlink>
+      <w:r>
+        <w:rPr>
+          <w:rFonts w:ascii="Sakkal Majalla" w:hAnsi="Sakkal Majalla" w:cs="Sakkal Majalla" w:hint="cs"/>
+          <w:sz w:val="28"/>
+          <w:szCs w:val="28"/>
+          <w:rtl/>
+        </w:rPr>
+        <w:t>.</w:t>
       </w:r>
     </w:p>
     <w:sectPr>
@@ -197,7 +336,7 @@
 </file>
 
 <file path=word/styles.xml><?xml version="1.0" encoding="utf-8"?>
-<w:styles xmlns:mc="http://schemas.openxmlformats.org/markup-compatibility/2006" xmlns:r="http://schemas.openxmlformats.org/officeDocument/2006/relationships" xmlns:w="http://schemas.openxmlformats.org/wordprocessingml/2006/main" xmlns:w14="http://schemas.microsoft.com/office/word/2010/wordml" xmlns:w15="http://schemas.microsoft.com/office/word/2012/wordml" xmlns:w16cid="http://schemas.microsoft.com/office/word/2016/wordml/cid" xmlns:w16se="http://schemas.microsoft.com/office/word/2015/wordml/symex" mc:Ignorable="w14 w15 w16se w16cid">
+<w:styles xmlns:mc="http://schemas.openxmlformats.org/markup-compatibility/2006" xmlns:r="http://schemas.openxmlformats.org/officeDocument/2006/relationships" xmlns:w="http://schemas.openxmlformats.org/wordprocessingml/2006/main" xmlns:w14="http://schemas.microsoft.com/office/word/2010/wordml" xmlns:w15="http://schemas.microsoft.com/office/word/2012/wordml" xmlns:w16cex="http://schemas.microsoft.com/office/word/2018/wordml/cex" xmlns:w16cid="http://schemas.microsoft.com/office/word/2016/wordml/cid" xmlns:w16="http://schemas.microsoft.com/office/word/2018/wordml" xmlns:w16du="http://schemas.microsoft.com/office/word/2023/wordml/word16du" xmlns:w16sdtdh="http://schemas.microsoft.com/office/word/2020/wordml/sdtdatahash" xmlns:w16sdtfl="http://schemas.microsoft.com/office/word/2024/wordml/sdtformatlock" xmlns:w16se="http://schemas.microsoft.com/office/word/2015/wordml/symex" mc:Ignorable="w14 w15 w16se w16cid w16 w16cex w16sdtdh w16sdtfl w16du">
   <w:docDefaults>
     <w:rPrDefault>
       <w:rPr>
@@ -628,6 +767,29 @@
     <w:semiHidden/>
     <w:unhideWhenUsed/>
   </w:style>
+  <w:style w:type="character" w:styleId="Hyperlink">
+    <w:name w:val="Hyperlink"/>
+    <w:basedOn w:val="DefaultParagraphFont"/>
+    <w:uiPriority w:val="99"/>
+    <w:unhideWhenUsed/>
+    <w:rsid w:val="001D0E00"/>
+    <w:rPr>
+      <w:color w:val="0563C1" w:themeColor="hyperlink"/>
+      <w:u w:val="single"/>
+    </w:rPr>
+  </w:style>
+  <w:style w:type="character" w:styleId="UnresolvedMention">
+    <w:name w:val="Unresolved Mention"/>
+    <w:basedOn w:val="DefaultParagraphFont"/>
+    <w:uiPriority w:val="99"/>
+    <w:semiHidden/>
+    <w:unhideWhenUsed/>
+    <w:rsid w:val="001D0E00"/>
+    <w:rPr>
+      <w:color w:val="605E5C"/>
+      <w:shd w:val="clear" w:color="auto" w:fill="E1DFDD"/>
+    </w:rPr>
+  </w:style>
 </w:styles>
 </file>
 

--- a/docs/downloads/karl-heinz-weber/doc_0442.docx
+++ b/docs/downloads/karl-heinz-weber/doc_0442.docx
@@ -74,6 +74,7 @@
           <w:rFonts w:ascii="Sakkal Majalla" w:hAnsi="Sakkal Majalla" w:cs="Sakkal Majalla"/>
           <w:sz w:val="28"/>
           <w:szCs w:val="28"/>
+          <w:rtl/>
         </w:rPr>
       </w:pPr>
       <w:r>
@@ -84,7 +85,26 @@
           <w:rtl/>
           <w:lang w:bidi="ar-AE"/>
         </w:rPr>
-        <w:t>هنالك العديد من طرق التأمل في مقاطع من العهد القديم، واحدة منها هي النظرة النبوية والتي لنا في كثير من المقاطع في العهد القديم، والتي نجدها هنا في هذا الإصحاح، وأودّ بأن أذكرها باختصار، ولكنها لن تكون الموضوع الرئيسي لهذه الأمسيات، فعندما يدور الأمر حول النظرة النبوية، ففي هذا المقطع أيضًا سيُعرَض لنا حالة الشعب اليهودي الأرضي. وهي حالة تميزت بعدم أمانتهم، ولكنها تُنهى بنعمة أليشع الحقيقي، وذلك في وقت لاحق</w:t>
+        <w:t xml:space="preserve">هنالك العديد من طرق التأمل في مقاطع من العهد القديم، واحدة منها هي النظرة النبوية والتي لنا في كثير من المقاطع في العهد القديم، والتي نجدها هنا في هذا الإصحاح، وأودّ بأن أذكرها باختصار، ولكنها لن تكون الموضوع الرئيسي لهذه الأمسيات، فعندما يدور الأمر حول النظرة النبوية، </w:t>
+      </w:r>
+      <w:r>
+        <w:rPr>
+          <w:rFonts w:ascii="Sakkal Majalla" w:hAnsi="Sakkal Majalla" w:cs="Sakkal Majalla" w:hint="cs"/>
+          <w:sz w:val="28"/>
+          <w:szCs w:val="28"/>
+          <w:rtl/>
+        </w:rPr>
+        <w:t>فإنه في</w:t>
+      </w:r>
+      <w:r>
+        <w:rPr>
+          <w:rFonts w:ascii="Sakkal Majalla" w:hAnsi="Sakkal Majalla" w:cs="Sakkal Majalla"/>
+          <w:sz w:val="28"/>
+          <w:szCs w:val="28"/>
+          <w:rtl/>
+          <w:lang w:bidi="ar-AE"/>
+        </w:rPr>
+        <w:t xml:space="preserve"> هذا المقطع أيضًا سيُعرَض لنا حالة الشعب اليهودي الأرضي. وهي حالة تميزت بعدم أمانتهم، ولكنها تُنهى بنعمة أليشع الحقيقي، وذلك في وقت لاحق</w:t>
       </w:r>
       <w:r>
         <w:rPr>
@@ -116,7 +136,27 @@
           <w:rtl/>
           <w:lang w:bidi="ar-AE"/>
         </w:rPr>
-        <w:t xml:space="preserve">، وسنعود إليها لاحقًا، الله سيعود ويُشبع شعبه بالخبز، هو سيُقابلهم بالروح القدس بملء البركة، ولكن يمكننا أيضًا أن نتأمل هذه المقاطع كالكلمة التي سبق وكُتبت لتعليمنا ولكي نستخدمها لمنفعتنا. كل ما سبق وكُتب كُتب لأجل تعليمنا. وأريد أن أسلط الضوء كالموضوع الرئيسي لهذه الأمسية على تاريخ الكنيسة، في الزمن الذي نحن نعيش فيه. ولكي نستخدم الاستخدام الصحيح لهذه المقاطع، فمن الجيد أن نضع أمامنا أولاً مبدئًا من الكتاب المقدس. والذي نجده في كثير من مقاطع الكتاب، وقد تعلّمت ذلك أيضًا، من خلال قراءتي لتأملات إخوة قدامى، ونجد هذه الفكرة بوضوح جدًا في كتابات الأخ داربي، والأخ هايكوب أيضًا </w:t>
+        <w:t>، وسنعود إليها لاحقًا، الله سيعود و</w:t>
+      </w:r>
+      <w:r>
+        <w:rPr>
+          <w:rFonts w:ascii="Sakkal Majalla" w:hAnsi="Sakkal Majalla" w:cs="Sakkal Majalla" w:hint="cs"/>
+          <w:sz w:val="28"/>
+          <w:szCs w:val="28"/>
+          <w:rtl/>
+          <w:lang w:bidi="ar-AE"/>
+        </w:rPr>
+        <w:t>س</w:t>
+      </w:r>
+      <w:r>
+        <w:rPr>
+          <w:rFonts w:ascii="Sakkal Majalla" w:hAnsi="Sakkal Majalla" w:cs="Sakkal Majalla"/>
+          <w:sz w:val="28"/>
+          <w:szCs w:val="28"/>
+          <w:rtl/>
+          <w:lang w:bidi="ar-AE"/>
+        </w:rPr>
+        <w:t xml:space="preserve">يُشبع شعبه بالخبز، هو سيُقابلهم بالروح القدس بملء البركة، ولكن يمكننا أيضًا أن نتأمل هذه المقاطع كالكلمة التي سبق وكُتبت لتعليمنا ولكي نستخدمها لمنفعتنا. كل ما سبق وكُتب كُتب لأجل تعليمنا. وأريد أن أسلط الضوء كالموضوع الرئيسي لهذه الأمسية على تاريخ الكنيسة، في الزمن الذي نحن نعيش فيه. ولكي نستخدم الاستخدام الصحيح لهذه المقاطع، فمن الجيد أن نضع أمامنا أولاً مبدئًا من الكتاب المقدس. والذي نجده في كثير من مقاطع الكتاب، وقد تعلّمت ذلك أيضًا، من خلال قراءتي لتأملات إخوة قدامى، ونجد هذه الفكرة بوضوح جدًا في كتابات الأخ داربي، والأخ هايكوب أيضًا </w:t>
       </w:r>
       <w:r>
         <w:rPr>
@@ -223,27 +263,7 @@
           <w:szCs w:val="28"/>
           <w:rtl/>
         </w:rPr>
-        <w:t xml:space="preserve"> البلاد، هذا لأن الناس </w:t>
-      </w:r>
-      <w:proofErr w:type="gramStart"/>
-      <w:r>
-        <w:rPr>
-          <w:rFonts w:ascii="Sakkal Majalla" w:hAnsi="Sakkal Majalla" w:cs="Sakkal Majalla" w:hint="cs"/>
-          <w:sz w:val="28"/>
-          <w:szCs w:val="28"/>
-          <w:rtl/>
-        </w:rPr>
-        <w:t>الغير مؤمنة</w:t>
-      </w:r>
-      <w:proofErr w:type="gramEnd"/>
-      <w:r>
-        <w:rPr>
-          <w:rFonts w:ascii="Sakkal Majalla" w:hAnsi="Sakkal Majalla" w:cs="Sakkal Majalla" w:hint="cs"/>
-          <w:sz w:val="28"/>
-          <w:szCs w:val="28"/>
-          <w:rtl/>
-        </w:rPr>
-        <w:t xml:space="preserve"> رأت بأنه هنالك شيء من المسيح في أولئك الأتباع. لكن هذ التبرعم الأول في بداية الفترة لم يدُم طويلاً. إننا نعلم، بأنه من بعد انقضاء أيام الرسل انحطت الحالة الروحية. وسرعان ما فُقد الرجاء بمجيء العريس ثانية. ومن ثم أتت سن</w:t>
+        <w:t xml:space="preserve"> البلاد، هذا لأن الناس الغير مؤمنة رأت بأنه هنالك شيء من المسيح في أولئك الأتباع. لكن هذ التبرعم الأول في بداية الفترة لم يدُم طويلاً. إننا نعلم، بأنه من بعد انقضاء أيام الرسل انحطت الحالة الروحية. وسرعان ما فُقد الرجاء بمجيء العريس ثانية. ومن ثم أتت سن</w:t>
       </w:r>
       <w:r>
         <w:rPr>
@@ -310,12 +330,183 @@
             <w:szCs w:val="28"/>
             <w:rtl/>
           </w:rPr>
-          <w:t>أنفسنا</w:t>
+          <w:t>أنف</w:t>
+        </w:r>
+        <w:r>
+          <w:rPr>
+            <w:rStyle w:val="Hyperlink"/>
+            <w:rFonts w:ascii="Sakkal Majalla" w:hAnsi="Sakkal Majalla" w:cs="Sakkal Majalla"/>
+            <w:sz w:val="28"/>
+            <w:szCs w:val="28"/>
+            <w:rtl/>
+          </w:rPr>
+          <w:t>س</w:t>
+        </w:r>
+        <w:r>
+          <w:rPr>
+            <w:rStyle w:val="Hyperlink"/>
+            <w:rFonts w:ascii="Sakkal Majalla" w:hAnsi="Sakkal Majalla" w:cs="Sakkal Majalla"/>
+            <w:sz w:val="28"/>
+            <w:szCs w:val="28"/>
+            <w:rtl/>
+          </w:rPr>
+          <w:t>نا</w:t>
         </w:r>
       </w:hyperlink>
       <w:r>
         <w:rPr>
           <w:rFonts w:ascii="Sakkal Majalla" w:hAnsi="Sakkal Majalla" w:cs="Sakkal Majalla" w:hint="cs"/>
+          <w:sz w:val="28"/>
+          <w:szCs w:val="28"/>
+          <w:rtl/>
+        </w:rPr>
+        <w:t>.</w:t>
+      </w:r>
+    </w:p>
+    <w:p>
+      <w:pPr>
+        <w:jc w:val="both"/>
+        <w:rPr>
+          <w:rFonts w:ascii="Sakkal Majalla" w:hAnsi="Sakkal Majalla" w:cs="Sakkal Majalla"/>
+          <w:sz w:val="28"/>
+          <w:szCs w:val="28"/>
+          <w:rtl/>
+        </w:rPr>
+      </w:pPr>
+      <w:r>
+        <w:rPr>
+          <w:rFonts w:ascii="Sakkal Majalla" w:hAnsi="Sakkal Majalla" w:cs="Sakkal Majalla"/>
+          <w:sz w:val="28"/>
+          <w:szCs w:val="28"/>
+          <w:rtl/>
+        </w:rPr>
+        <w:t xml:space="preserve">ثم </w:t>
+      </w:r>
+      <w:r>
+        <w:rPr>
+          <w:rFonts w:ascii="Sakkal Majalla" w:hAnsi="Sakkal Majalla" w:cs="Sakkal Majalla" w:hint="cs"/>
+          <w:sz w:val="28"/>
+          <w:szCs w:val="28"/>
+          <w:rtl/>
+        </w:rPr>
+        <w:t>طرأت</w:t>
+      </w:r>
+      <w:r>
+        <w:rPr>
+          <w:rFonts w:ascii="Sakkal Majalla" w:hAnsi="Sakkal Majalla" w:cs="Sakkal Majalla"/>
+          <w:sz w:val="28"/>
+          <w:szCs w:val="28"/>
+          <w:rtl/>
+        </w:rPr>
+        <w:t xml:space="preserve"> مجدداً، كما لو كانت، نفس الحالة الموصوفة هنا. فعندما لا نُحقق في ممارستنا العملية ما نحن عليه بحسب مركزنا ومقامنا الروحي في المسيح، تكون النتيجة هي الفقر الروحي. وسواء كان ذلك على المستوى الشخصي معي، أو بالنظر إلى حياتنا الجماعية معا في </w:t>
+      </w:r>
+      <w:r>
+        <w:rPr>
+          <w:rFonts w:ascii="Sakkal Majalla" w:hAnsi="Sakkal Majalla" w:cs="Sakkal Majalla" w:hint="cs"/>
+          <w:sz w:val="28"/>
+          <w:szCs w:val="28"/>
+          <w:rtl/>
+        </w:rPr>
+        <w:t>الاجتماع</w:t>
+      </w:r>
+      <w:r>
+        <w:rPr>
+          <w:rFonts w:ascii="Sakkal Majalla" w:hAnsi="Sakkal Majalla" w:cs="Sakkal Majalla"/>
+          <w:sz w:val="28"/>
+          <w:szCs w:val="28"/>
+          <w:rtl/>
+        </w:rPr>
+        <w:t xml:space="preserve">، فإن الفقر الروحي هو النتيجة الحتمية. ولعلّي أستأذنكم في هذا السياق بأن أذكر بعض الأمور؛ ففي البداية، أود أن أستعرض مثالاً واحداً فقط من تاريخ الشعب اليهودي مرتبطاً ارتباطاً وثيقاً بالحالة الموصوفة هنا: لقد كانت هناك أرملة قد افتقرت، حتى إن </w:t>
+      </w:r>
+      <w:r>
+        <w:rPr>
+          <w:rFonts w:ascii="Sakkal Majalla" w:hAnsi="Sakkal Majalla" w:cs="Sakkal Majalla" w:hint="cs"/>
+          <w:sz w:val="28"/>
+          <w:szCs w:val="28"/>
+          <w:rtl/>
+        </w:rPr>
+        <w:t>المداين</w:t>
+      </w:r>
+      <w:r>
+        <w:rPr>
+          <w:rFonts w:ascii="Sakkal Majalla" w:hAnsi="Sakkal Majalla" w:cs="Sakkal Majalla"/>
+          <w:sz w:val="28"/>
+          <w:szCs w:val="28"/>
+          <w:rtl/>
+        </w:rPr>
+        <w:t xml:space="preserve"> جاء ليأخذ ولدَيها ليجعلهما عبيداً. وما كان ينبغي لهذا أن يحدث؛ فلو أن شعب الله اليهودي مارس فكر الله وقصده بخصوص هؤلاء الأرامل، لما حدثت هذه الحالة مطلقاً. وهذا يوضح لنا بلمحة من مثال عملي كيف أُهملت أفكار الله ولم تُطبَّق عملياً، فجاء هذا التطور وكانت هذه هي النتيجة. دعونا نفتح سفر التثنية الإصحاح 14؛ إذ توجد عدة مواضع في العهد القديم، ولكننا نقرأ في سفر التثنية 14 ابتداءً من العدد 29—أو سأبدأ القراءة من العدد 28:</w:t>
+      </w:r>
+    </w:p>
+    <w:p>
+      <w:pPr>
+        <w:jc w:val="both"/>
+        <w:rPr>
+          <w:rFonts w:ascii="Sakkal Majalla" w:hAnsi="Sakkal Majalla" w:cs="Sakkal Majalla"/>
+          <w:sz w:val="28"/>
+          <w:szCs w:val="28"/>
+        </w:rPr>
+      </w:pPr>
+      <w:r>
+        <w:rPr>
+          <w:rFonts w:ascii="Sakkal Majalla" w:hAnsi="Sakkal Majalla" w:cs="Sakkal Majalla"/>
+          <w:sz w:val="28"/>
+          <w:szCs w:val="28"/>
+          <w:rtl/>
+        </w:rPr>
+        <w:t>«فِي آخِرِ ثَلاَثِ سِنِينَ تُخْرِجُ كُلَّ عُشْرِ مَحْصُولِكَ فِي تِلْكَ السَّنَةِ وَتَضَعُهُ فِي أَبْوَابِكَ.؛ أي تُعدّ مؤونة واحتياطياً. فيأتي اللاوي—إذ ليس له نصيب ولا ميراث معك—والغريب واليتيم والأرملة الذين في أبوابك، ويأكلون ويشبعون؛ لكي يباركك الرب إلهك في كل عمل يدك الذي تعمل. ونقرأ أيضاً نصاً آخر مرتبطاً بهذا في سفر الخروج الإصحاح 22 العدد 22: «لاَ تُؤْذُوا أَرْمَلَةً مَا وَلاَ يَتِيماً. إِنْ إِذ</w:t>
+      </w:r>
+      <w:r>
+        <w:rPr>
+          <w:rFonts w:ascii="Arial" w:hAnsi="Arial" w:cs="Arial" w:hint="cs"/>
+          <w:sz w:val="28"/>
+          <w:szCs w:val="28"/>
+          <w:rtl/>
+          <w:lang w:bidi="he-IL"/>
+        </w:rPr>
+        <w:t>ָ</w:t>
+      </w:r>
+      <w:r>
+        <w:rPr>
+          <w:rFonts w:ascii="Sakkal Majalla" w:hAnsi="Sakkal Majalla" w:cs="Sakkal Majalla"/>
+          <w:sz w:val="28"/>
+          <w:szCs w:val="28"/>
+          <w:rtl/>
+        </w:rPr>
+        <w:t xml:space="preserve">يْتَهُ فَتَصَرَّخَ إِلَيَّ، أَسْمَعُ صُرَاخَهُ». نرى إذاً أن إعالة الأرامل والرعاية بهن—كما كانت مفروضة ومشرّعة في الناموس—لم تُطبَّق عملياً؛ ومن ثمَّ جاءت تلك الحالة التي افتقرت فيها الأرملة إلى حدّ أن </w:t>
+      </w:r>
+      <w:r>
+        <w:rPr>
+          <w:rFonts w:ascii="Sakkal Majalla" w:hAnsi="Sakkal Majalla" w:cs="Sakkal Majalla" w:hint="cs"/>
+          <w:sz w:val="28"/>
+          <w:szCs w:val="28"/>
+          <w:rtl/>
+        </w:rPr>
+        <w:t>المداين</w:t>
+      </w:r>
+      <w:r>
+        <w:rPr>
+          <w:rFonts w:ascii="Sakkal Majalla" w:hAnsi="Sakkal Majalla" w:cs="Sakkal Majalla"/>
+          <w:sz w:val="28"/>
+          <w:szCs w:val="28"/>
+          <w:rtl/>
+        </w:rPr>
+        <w:t xml:space="preserve"> أراد أخذ ولدَيها ليجعلهما عبيداً. لقد كان من المفترض في الأصل—نتيجة لقصد الله وبركته آنذاك—ألا يكون هناك فقر؛ إذ كانت لديهم وعود مادية، فكان المرض والفقر نتيجة ناتجة بوضوح عن عدم </w:t>
+      </w:r>
+      <w:hyperlink r:id="rId5" w:tooltip="Nun, wir haben keine Verheisungen materieller Art" w:history="1">
+        <w:r>
+          <w:rPr>
+            <w:rStyle w:val="Hyperlink"/>
+            <w:rFonts w:ascii="Sakkal Majalla" w:hAnsi="Sakkal Majalla" w:cs="Sakkal Majalla"/>
+            <w:sz w:val="28"/>
+            <w:szCs w:val="28"/>
+            <w:rtl/>
+          </w:rPr>
+          <w:t>طاعتهم</w:t>
+        </w:r>
+      </w:hyperlink>
+      <w:r>
+        <w:rPr>
+          <w:rFonts w:ascii="Sakkal Majalla" w:hAnsi="Sakkal Majalla" w:cs="Sakkal Majalla"/>
           <w:sz w:val="28"/>
           <w:szCs w:val="28"/>
           <w:rtl/>
@@ -790,6 +981,18 @@
       <w:shd w:val="clear" w:color="auto" w:fill="E1DFDD"/>
     </w:rPr>
   </w:style>
+  <w:style w:type="character" w:styleId="FollowedHyperlink">
+    <w:name w:val="FollowedHyperlink"/>
+    <w:basedOn w:val="DefaultParagraphFont"/>
+    <w:uiPriority w:val="99"/>
+    <w:semiHidden/>
+    <w:unhideWhenUsed/>
+    <w:rsid w:val="00DA2715"/>
+    <w:rPr>
+      <w:color w:val="954F72" w:themeColor="followedHyperlink"/>
+      <w:u w:val="single"/>
+    </w:rPr>
+  </w:style>
 </w:styles>
 </file>
 
